--- a/ru/wisdom-stories/hot-bread.docx
+++ b/ru/wisdom-stories/hot-bread.docx
@@ -3,298 +3,460 @@
 <w:document xmlns:wpc="http://schemas.microsoft.com/office/word/2010/wordprocessingCanvas" xmlns:mo="http://schemas.microsoft.com/office/mac/office/2008/main" xmlns:mc="http://schemas.openxmlformats.org/markup-compatibility/2006" xmlns:mv="urn:schemas-microsoft-com:mac:vml" xmlns:o="urn:schemas-microsoft-com:office:office" xmlns:r="http://schemas.openxmlformats.org/officeDocument/2006/relationships" xmlns:m="http://schemas.openxmlformats.org/officeDocument/2006/math" xmlns:v="urn:schemas-microsoft-com:vml" xmlns:wp14="http://schemas.microsoft.com/office/word/2010/wordprocessingDrawing" xmlns:wp="http://schemas.openxmlformats.org/drawingml/2006/wordprocessingDrawing" xmlns:w10="urn:schemas-microsoft-com:office:word" xmlns:w="http://schemas.openxmlformats.org/wordprocessingml/2006/main" xmlns:w14="http://schemas.microsoft.com/office/word/2010/wordml" xmlns:wpg="http://schemas.microsoft.com/office/word/2010/wordprocessingGroup" xmlns:wpi="http://schemas.microsoft.com/office/word/2010/wordprocessingInk" xmlns:wne="http://schemas.microsoft.com/office/word/2006/wordml" xmlns:wps="http://schemas.microsoft.com/office/word/2010/wordprocessingShape" mc:Ignorable="w14 wp14">
   <w:body>
     <w:p>
+      <w:pPr>
+        <w:pStyle w:val="Title"/>
+      </w:pPr>
       <w:r>
         <w:t>Горячий хлеб</w:t>
       </w:r>
     </w:p>
     <w:p>
+      <w:pPr>
+        <w:spacing w:after="80"/>
+      </w:pPr>
       <w:r>
         <w:t>Запах горячего свежего хлеба распространился по всей улице.</w:t>
       </w:r>
     </w:p>
     <w:p>
+      <w:pPr/>
       <w:r>
         <w:t>Старик подошел к пекарю. Ему нужно было купить горячий хлеб для внука. Ребенок просил свежий хлеб уже несколько дней.</w:t>
       </w:r>
     </w:p>
     <w:p>
+      <w:pPr>
+        <w:spacing w:after="80"/>
+      </w:pPr>
       <w:r>
         <w:t>Люди стояли в очереди за хлебом. Он занял свое место в очереди.</w:t>
       </w:r>
     </w:p>
     <w:p>
+      <w:pPr>
+        <w:spacing w:after="80"/>
+      </w:pPr>
       <w:r>
         <w:t>Людей было немного, и его очередь быстро подошла.</w:t>
       </w:r>
     </w:p>
     <w:p>
+      <w:pPr/>
       <w:r>
-        <w:t>Он достал из кармана сдачу. Если бы у него было много денег, он купил бы две буханки. Он протянул деньги пекарю. Но пекарь не взял деньги у дедушки и дал ему пакет.</w:t>
+        <w:t>Старик достал мелочь — ровно на одну буханку. Он с радостью купил бы две, будь у него больше денег. Но пекарь не взял монеты и протянул ему пакет.</w:t>
       </w:r>
     </w:p>
     <w:p>
+      <w:pPr>
+        <w:spacing w:after="80"/>
+      </w:pPr>
       <w:r>
-        <w:t>— Бери, дядя, и наслаждайся.</w:t>
+        <w:t>— Возьмите, дядюшка, на здоровье.</w:t>
       </w:r>
     </w:p>
     <w:p>
+      <w:pPr>
+        <w:spacing w:after="80"/>
+      </w:pPr>
       <w:r>
         <w:t>В пакете было три буханки хлеба.</w:t>
       </w:r>
     </w:p>
     <w:p>
+      <w:pPr>
+        <w:spacing w:after="80"/>
+      </w:pPr>
       <w:r>
         <w:t>— Сынок, я собирался купить одну буханку.</w:t>
       </w:r>
     </w:p>
     <w:p>
+      <w:pPr>
+        <w:spacing w:after="80"/>
+      </w:pPr>
       <w:r>
-        <w:t>— Бери все три, дядя, и съешь их позже.</w:t>
+        <w:t>— Берите все три. Что останется, съедите потом.</w:t>
       </w:r>
     </w:p>
     <w:p>
+      <w:pPr>
+        <w:spacing w:after="80"/>
+      </w:pPr>
       <w:r>
         <w:t>Дедушка медленно подошел к пекарю и прошептал ему на ухо:</w:t>
       </w:r>
     </w:p>
     <w:p>
+      <w:pPr>
+        <w:spacing w:after="80"/>
+      </w:pPr>
       <w:r>
         <w:t>— Сынок, у меня денег только на одну буханку хлеба.</w:t>
       </w:r>
     </w:p>
     <w:p>
+      <w:pPr>
+        <w:spacing w:after="80"/>
+      </w:pPr>
       <w:r>
         <w:t>Пекарь улыбнулся:</w:t>
       </w:r>
     </w:p>
     <w:p>
+      <w:pPr/>
       <w:r>
-        <w:t>— Дядя, это наша доля. Сегодня пятница; каждую пятницу мы получаем три горячих буханки хлеба. Наслаждайся.</w:t>
+        <w:t>— Сегодня пятница. По пятницам мы дарим нуждающимся по три буханки горячего хлеба. Возьмите на здоровье.</w:t>
       </w:r>
     </w:p>
     <w:p>
+      <w:pPr>
+        <w:spacing w:after="80"/>
+      </w:pPr>
       <w:r>
         <w:t>— Да будет доволен тобой Аллах, сын мой.</w:t>
       </w:r>
     </w:p>
     <w:p>
+      <w:pPr>
+        <w:spacing w:after="80"/>
+      </w:pPr>
       <w:r>
         <w:t>— Аминь!</w:t>
       </w:r>
     </w:p>
     <w:p>
+      <w:pPr>
+        <w:spacing w:after="80"/>
+      </w:pPr>
       <w:r>
         <w:t>Он только что вышел из пекарни, когда кто-то окликнул деда:</w:t>
       </w:r>
     </w:p>
     <w:p>
+      <w:pPr>
+        <w:spacing w:after="80"/>
+      </w:pPr>
       <w:r>
         <w:t>— Дядя, о дядя!</w:t>
       </w:r>
     </w:p>
     <w:p>
+      <w:pPr>
+        <w:spacing w:after="80"/>
+      </w:pPr>
       <w:r>
         <w:t>Дед обернулся и посмотрел:</w:t>
       </w:r>
     </w:p>
     <w:p>
+      <w:pPr>
+        <w:spacing w:after="80"/>
+      </w:pPr>
       <w:r>
-        <w:t>— Вот, сын мой.</w:t>
+        <w:t>— Что, сынок?</w:t>
       </w:r>
     </w:p>
     <w:p>
+      <w:pPr>
+        <w:spacing w:after="80"/>
+      </w:pPr>
       <w:r>
         <w:t>— Дядя, это закят моей матери; я буду очень рад, если вы его примете.</w:t>
       </w:r>
     </w:p>
     <w:p>
+      <w:pPr>
+        <w:spacing w:after="80"/>
+      </w:pPr>
       <w:r>
         <w:t>Молодой человек положил конверт в карман старика.</w:t>
       </w:r>
     </w:p>
     <w:p>
+      <w:pPr>
+        <w:spacing w:after="80"/>
+      </w:pPr>
       <w:r>
         <w:t>— Да примет его Аллах, сын мой. Да будет доволен им Аллах.</w:t>
       </w:r>
     </w:p>
     <w:p>
+      <w:pPr>
+        <w:spacing w:after="80"/>
+      </w:pPr>
       <w:r>
-        <w:t>Когда они проходили мимо рынка, женщина окликнула его:</w:t>
+        <w:t>Когда старик проходил мимо рынка, его окликнула женщина:</w:t>
       </w:r>
     </w:p>
     <w:p>
+      <w:pPr>
+        <w:spacing w:after="80"/>
+      </w:pPr>
       <w:r>
         <w:t>— Дядя… Подождите минутку, пожалуйста, подождите.</w:t>
       </w:r>
     </w:p>
     <w:p>
+      <w:pPr/>
       <w:r>
         <w:t>Старик остановился и посмотрел в сторону, откуда доносился голос. Молодая женщина протянула ему два полных мешка:</w:t>
       </w:r>
     </w:p>
     <w:p>
+      <w:pPr/>
       <w:r>
-        <w:t>— Дядя, в этот Рамадан мы раздаем еду всем проходящим мимо, пожалуйста, примите ее. Что я могу сделать, не подведите нас, возьмите эти мешки.</w:t>
+        <w:t>— В Рамадан мы раздаём продукты. Примите, пожалуйста, эти пакеты. Не отказывайте нам в радости помочь.</w:t>
       </w:r>
     </w:p>
     <w:p>
+      <w:pPr>
+        <w:spacing w:after="80"/>
+      </w:pPr>
       <w:r>
         <w:t>— Да примет это Аллах, дочь моя. — Аминь, дядя!</w:t>
       </w:r>
     </w:p>
     <w:p>
+      <w:pPr>
+        <w:spacing w:after="80"/>
+      </w:pPr>
       <w:r>
         <w:t>Старик с трудом добрался до дома, измученный.</w:t>
       </w:r>
     </w:p>
     <w:p>
+      <w:pPr>
+        <w:spacing w:after="80"/>
+      </w:pPr>
       <w:r>
         <w:t>— Добро пожаловать, отец.</w:t>
       </w:r>
     </w:p>
     <w:p>
+      <w:pPr>
+        <w:spacing w:after="80"/>
+      </w:pPr>
       <w:r>
         <w:t>— Где твоя мама, дочка?</w:t>
       </w:r>
     </w:p>
     <w:p>
+      <w:pPr>
+        <w:spacing w:after="80"/>
+      </w:pPr>
       <w:r>
-        <w:t>— На кухне. Она сказала, что я буду готовить яйца, Орхан очень любит кайганаг.</w:t>
+        <w:t>— На кухне. Собирается готовить кайганаг: Орхан очень любит это блюдо из яиц.</w:t>
       </w:r>
     </w:p>
     <w:p>
+      <w:pPr>
+        <w:spacing w:after="80"/>
+      </w:pPr>
       <w:r>
-        <w:t>— Возьми это и отдай маме, у меня спина сломана.</w:t>
+        <w:t>— Отнеси ей пакеты, дочка, а то я совсем спину надорвал.</w:t>
       </w:r>
     </w:p>
     <w:p>
+      <w:pPr>
+        <w:spacing w:after="80"/>
+      </w:pPr>
       <w:r>
         <w:t>— Дедушка, ты купил горячий хлеб? — спросил внук.</w:t>
       </w:r>
     </w:p>
     <w:p>
+      <w:pPr>
+        <w:spacing w:after="80"/>
+      </w:pPr>
       <w:r>
         <w:t>— Да, купил много.</w:t>
       </w:r>
     </w:p>
     <w:p>
+      <w:pPr>
+        <w:spacing w:after="80"/>
+      </w:pPr>
       <w:r>
         <w:t>— Да здравствует дедушка!</w:t>
       </w:r>
     </w:p>
     <w:p>
+      <w:pPr>
+        <w:spacing w:after="80"/>
+      </w:pPr>
       <w:r>
         <w:t>— Папа, у тебя утром не было денег, даже на чай не хватило.</w:t>
       </w:r>
     </w:p>
     <w:p>
+      <w:pPr>
+        <w:spacing w:after="80"/>
+      </w:pPr>
       <w:r>
-        <w:t>— Аллах дал тебе их, дочка.</w:t>
+        <w:t>— Это Аллах нам послал, дочка.</w:t>
       </w:r>
     </w:p>
     <w:p>
+      <w:pPr>
+        <w:spacing w:after="80"/>
+      </w:pPr>
       <w:r>
         <w:t>В комнату вошла жена:</w:t>
       </w:r>
     </w:p>
     <w:p>
+      <w:pPr>
+        <w:spacing w:after="80"/>
+      </w:pPr>
       <w:r>
-        <w:t>— Сколько ты купил, мужик?</w:t>
+        <w:t>— Сколько же ты всего принёс!</w:t>
       </w:r>
     </w:p>
     <w:p>
+      <w:pPr>
+        <w:spacing w:after="80"/>
+      </w:pPr>
       <w:r>
-        <w:t>— Это твоя доля, жена.</w:t>
+        <w:t>— Это и тебе подарок, жена.</w:t>
       </w:r>
     </w:p>
     <w:p>
+      <w:pPr>
+        <w:spacing w:after="80"/>
+      </w:pPr>
       <w:r>
-        <w:t>Мужик рассказал обо всем по порядку.</w:t>
+        <w:t>Старик рассказал обо всём, что случилось по дороге.</w:t>
       </w:r>
     </w:p>
     <w:p>
+      <w:pPr/>
       <w:r>
-        <w:t>Прозвучал азан. Ифтар начался с кайганага. Горячий хлеб был идеальным. В пакетике были масло и сыр. Он очень хорошо сочетался с чаем.</w:t>
+        <w:t>Прозвучал азан, и семья села разговляться. На столе был кайганаг, горячий хлеб, а к чаю — масло и сыр из подаренного пакета.</w:t>
       </w:r>
     </w:p>
     <w:p>
+      <w:pPr>
+        <w:spacing w:after="80"/>
+      </w:pPr>
       <w:r>
         <w:t>— Да, было очень вкусно, слава Аллаху. Пусть Аллах примет это. Халва тоже была очень вкусной.</w:t>
       </w:r>
     </w:p>
     <w:p>
+      <w:pPr>
+        <w:spacing w:after="80"/>
+      </w:pPr>
       <w:r>
-        <w:t>Когда внук встал из-за стола и сказал:</w:t>
+        <w:t>После ужина внук поднялся из-за стола и сказал:</w:t>
       </w:r>
     </w:p>
     <w:p>
-      <w:r>
-        <w:t>Внук встал из-за стола:</w:t>
-      </w:r>
-    </w:p>
-    <w:p>
+      <w:pPr>
+        <w:spacing w:after="80"/>
+      </w:pPr>
       <w:r>
         <w:t>— Пойду в свою комнату и ещё немного помолюсь, — а дедушка удивился:</w:t>
       </w:r>
     </w:p>
     <w:p>
+      <w:pPr>
+        <w:spacing w:after="80"/>
+      </w:pPr>
       <w:r>
         <w:t>— Сделай это перед сном, сынок, ещё рано.</w:t>
       </w:r>
     </w:p>
     <w:p>
+      <w:pPr/>
       <w:r>
         <w:t>— Вчера в это время я уже молился. Просил у Аллаха тёплого сыра и хлеба. Смотри — сегодня пришло. Теперь пойду помолюсь, чтобы Он послал деньги на лечение твоих зубов. Зубы у тебя испортились, и ты ими очень тяжело жуёшь.</w:t>
       </w:r>
     </w:p>
     <w:p>
+      <w:pPr>
+        <w:spacing w:after="80"/>
+      </w:pPr>
       <w:r>
         <w:t>Мать улыбнулась:</w:t>
       </w:r>
     </w:p>
     <w:p>
+      <w:pPr>
+        <w:spacing w:after="80"/>
+      </w:pPr>
       <w:r>
         <w:t>— Как бы я хотела, чтобы твой покойный отец видел эти дни.</w:t>
       </w:r>
     </w:p>
     <w:p>
+      <w:pPr>
+        <w:spacing w:after="80"/>
+      </w:pPr>
       <w:r>
         <w:t>— Отец всё равно каждую ночь приходит мне во сне и видит это. На самом деле молиться велел мне он.</w:t>
       </w:r>
     </w:p>
     <w:p>
+      <w:pPr/>
       <w:r>
         <w:t>Старик вдруг вспомнил о своей куртке. Он подошёл к вешалке, сунул руку в карман и вынул конверт. В конверте была большая сумма денег.</w:t>
       </w:r>
     </w:p>
     <w:p>
+      <w:pPr>
+        <w:spacing w:after="80"/>
+      </w:pPr>
       <w:r>
         <w:t>Глаза его наполнились слезами.</w:t>
       </w:r>
     </w:p>
     <w:p>
+      <w:pPr>
+        <w:spacing w:after="80"/>
+      </w:pPr>
       <w:r>
-        <w:t>— Что случилось, муж, почему у тебя глаза влажные?</w:t>
+        <w:t>— Что с тобой? Почему ты плачешь?</w:t>
       </w:r>
     </w:p>
     <w:p>
+      <w:pPr>
+        <w:keepNext/>
+      </w:pPr>
       <w:r>
-        <w:t>— Всё, что было на сердце у нашего внука, Господь послал, жена. Только взгляни на эти деньги — до праздника мы оба сможем починить зубы. Слава Аллаху!</w:t>
+        <w:t>— Всё, о чём просил наш внук, Аллах нам послал. Посмотри: этих денег хватит, чтобы до праздника нам обоим вылечить зубы. Слава Аллаху!</w:t>
       </w:r>
     </w:p>
     <w:p>
+      <w:pPr>
+        <w:keepNext/>
+        <w:keepLines/>
+        <w:spacing w:before="160"/>
+      </w:pPr>
       <w:r>
-        <w:t>Мораль: Искренняя детская молитва и доброта нескольких добрых людей могут решить беды семьи. В обществе, которое умеет давать, никто не голодает.</w:t>
+        <w:rPr>
+          <w:b/>
+        </w:rPr>
+        <w:t>Мораль:</w:t>
+      </w:r>
+      <w:r>
+        <w:t xml:space="preserve"> Искренняя детская молитва и доброта нескольких добрых людей могут решить беды семьи. В обществе, которое умеет давать, никто не голодает.</w:t>
       </w:r>
     </w:p>
     <w:p>
+      <w:pPr>
+        <w:spacing w:after="80"/>
+      </w:pPr>
       <w:r>
+        <w:rPr>
+          <w:i/>
+          <w:sz w:val="18"/>
+        </w:rPr>
         <w:t>История взята из открытых источников Интернета.</w:t>
       </w:r>
     </w:p>
     <w:sectPr>
-      <w:pgSz w:w="12240" w:h="15840"/>
-      <w:pgMar w:top="1440" w:right="1800" w:bottom="1440" w:left="1800" w:header="720" w:footer="720" w:gutter="0"/>
+      <w:pgSz w:w="11909" w:h="16834"/>
+      <w:pgMar w:top="1152" w:right="1224" w:bottom="1152" w:left="1224" w:header="720" w:footer="720" w:gutter="0"/>
       <w:cols w:space="720"/>
       <w:docGrid w:linePitch="360"/>
     </w:sectPr>
@@ -665,6 +827,16 @@
     <w:name w:val="Normal"/>
     <w:qFormat/>
     <w:rsid w:val="00FC693F"/>
+    <w:pPr>
+      <w:widowControl/>
+      <w:spacing w:after="120" w:line="269" w:lineRule="auto"/>
+    </w:pPr>
+    <w:rPr>
+      <w:rFonts w:ascii="Arial" w:hAnsi="Arial"/>
+      <w:color w:val="000000"/>
+      <w:sz w:val="22"/>
+      <w:lang w:val="ru-RU"/>
+    </w:rPr>
   </w:style>
   <w:style w:type="paragraph" w:styleId="Header">
     <w:name w:val="header"/>
@@ -1007,18 +1179,20 @@
     <w:qFormat/>
     <w:rsid w:val="00FC693F"/>
     <w:pPr>
+      <w:keepNext/>
       <w:pBdr>
         <w:bottom w:val="single" w:sz="8" w:space="4" w:color="4F81BD" w:themeColor="accent1"/>
       </w:pBdr>
-      <w:spacing w:after="300" w:line="240" w:lineRule="auto"/>
+      <w:spacing w:after="280" w:line="240" w:lineRule="auto"/>
       <w:contextualSpacing/>
     </w:pPr>
     <w:rPr>
-      <w:rFonts w:asciiTheme="majorHAnsi" w:eastAsiaTheme="majorEastAsia" w:hAnsiTheme="majorHAnsi" w:cstheme="majorBidi"/>
-      <w:color w:val="17365D" w:themeColor="text2" w:themeShade="BF"/>
+      <w:rFonts w:asciiTheme="majorHAnsi" w:eastAsiaTheme="majorEastAsia" w:hAnsiTheme="majorHAnsi" w:cstheme="majorBidi" w:ascii="Arial" w:hAnsi="Arial"/>
+      <w:b/>
+      <w:color w:val="000000"/>
       <w:spacing w:val="5"/>
       <w:kern w:val="28"/>
-      <w:sz w:val="52"/>
+      <w:sz w:val="34"/>
       <w:szCs w:val="52"/>
     </w:rPr>
   </w:style>

--- a/ru/wisdom-stories/hot-bread.docx
+++ b/ru/wisdom-stories/hot-bread.docx
@@ -43,7 +43,7 @@
     <w:p>
       <w:pPr/>
       <w:r>
-        <w:t>Старик достал мелочь — ровно на одну буханку. Он с радостью купил бы две, будь у него больше денег. Но пекарь не взял монеты и протянул ему пакет.</w:t>
+        <w:t>Старик достал мелочь. Он с радостью купил бы две, будь у него больше денег. Но пекарь не взял монеты и протянул ему пакет.</w:t>
       </w:r>
     </w:p>
     <w:p>
@@ -105,7 +105,7 @@
     <w:p>
       <w:pPr/>
       <w:r>
-        <w:t>— Сегодня пятница. По пятницам мы дарим нуждающимся по три буханки горячего хлеба. Возьмите на здоровье.</w:t>
+        <w:t>— Дядя, это доля от нас. Сегодня пятница; по пятницам мы раздаём по три буханки горячего хлеба. Возьмите на здоровье.</w:t>
       </w:r>
     </w:p>
     <w:p>
@@ -177,7 +177,7 @@
         <w:spacing w:after="80"/>
       </w:pPr>
       <w:r>
-        <w:t>— Да примет его Аллах, сын мой. Да будет доволен им Аллах.</w:t>
+        <w:t>— Да примет его Аллах, сын мой. Да будет доволен Аллах вашей матерью.</w:t>
       </w:r>
     </w:p>
     <w:p>
@@ -193,7 +193,7 @@
         <w:spacing w:after="80"/>
       </w:pPr>
       <w:r>
-        <w:t>— Дядя… Подождите минутку, пожалуйста, подождите.</w:t>
+        <w:t>— Дядя… Остановитесь на минутку, пожалуйста, подождите.</w:t>
       </w:r>
     </w:p>
     <w:p>
@@ -205,7 +205,7 @@
     <w:p>
       <w:pPr/>
       <w:r>
-        <w:t>— В Рамадан мы раздаём продукты. Примите, пожалуйста, эти пакеты. Не отказывайте нам в радости помочь.</w:t>
+        <w:t>— В Рамадан мы раздаём продукты прохожим. Примите, пожалуйста, эти пакеты. Не отказывайте нам в радости помочь.</w:t>
       </w:r>
     </w:p>
     <w:p>
@@ -245,7 +245,7 @@
         <w:spacing w:after="80"/>
       </w:pPr>
       <w:r>
-        <w:t>— На кухне. Собирается готовить кайганаг: Орхан очень любит это блюдо из яиц.</w:t>
+        <w:t>— На кухне. Сказала, что будет готовить яйца; Орхан очень любит кайганаг.</w:t>
       </w:r>
     </w:p>
     <w:p>
@@ -309,7 +309,7 @@
         <w:spacing w:after="80"/>
       </w:pPr>
       <w:r>
-        <w:t>— Сколько же ты всего принёс!</w:t>
+        <w:t>— Сколько же ты всего купил!</w:t>
       </w:r>
     </w:p>
     <w:p>
@@ -317,7 +317,7 @@
         <w:spacing w:after="80"/>
       </w:pPr>
       <w:r>
-        <w:t>— Это и тебе подарок, жена.</w:t>
+        <w:t>— Это доля, жена.</w:t>
       </w:r>
     </w:p>
     <w:p>
@@ -331,7 +331,7 @@
     <w:p>
       <w:pPr/>
       <w:r>
-        <w:t>Прозвучал азан, и семья села разговляться. На столе был кайганаг, горячий хлеб, а к чаю — масло и сыр из подаренного пакета.</w:t>
+        <w:t>Прозвучал азан, и семья разговелась кайганагом. Горячий хлеб пришёлся как нельзя кстати. В пакете оказались масло и сыр, и с чаем они были очень хороши.</w:t>
       </w:r>
     </w:p>
     <w:p>
@@ -369,7 +369,7 @@
     <w:p>
       <w:pPr/>
       <w:r>
-        <w:t>— Вчера в это время я уже молился. Просил у Аллаха тёплого сыра и хлеба. Смотри — сегодня пришло. Теперь пойду помолюсь, чтобы Он послал деньги на лечение твоих зубов. Зубы у тебя испортились, и ты ими очень тяжело жуёшь.</w:t>
+        <w:t>— Вчера в это время я уже молился. Просил у Аллаха горячего хлеба и сыра. Смотри — сегодня пришло. Теперь пойду помолюсь, чтобы Он послал деньги на лечение твоих зубов. Зубы у тебя испортились, и ты ими очень тяжело жуёшь.</w:t>
       </w:r>
     </w:p>
     <w:p>
@@ -423,7 +423,7 @@
         <w:keepNext/>
       </w:pPr>
       <w:r>
-        <w:t>— Всё, о чём просил наш внук, Аллах нам послал. Посмотри: этих денег хватит, чтобы до праздника нам обоим вылечить зубы. Слава Аллаху!</w:t>
+        <w:t>— Всё, что прошло через сердце нашего внука, Аллах нам послал. Посмотри: этих денег хватит, чтобы до праздника нам обоим вылечить зубы. Слава Аллаху!</w:t>
       </w:r>
     </w:p>
     <w:p>
@@ -436,11 +436,9 @@
         <w:rPr>
           <w:b/>
         </w:rPr>
-        <w:t>Мораль:</w:t>
+        <w:t>Мораль: Искренняя детская молитва и доброта нескольких добрых людей могут решить беды семьи. В обществе, которое умеет давать, никто не голодает.</w:t>
       </w:r>
-      <w:r>
-        <w:t xml:space="preserve"> Искренняя детская молитва и доброта нескольких добрых людей могут решить беды семьи. В обществе, которое умеет давать, никто не голодает.</w:t>
-      </w:r>
+      <w:r/>
     </w:p>
     <w:p>
       <w:pPr>
@@ -451,7 +449,7 @@
           <w:i/>
           <w:sz w:val="18"/>
         </w:rPr>
-        <w:t>История взята из открытых источников Интернета.</w:t>
+        <w:t>Рассказы взяты из открытых интернет-источников, а иллюстрации созданы с помощью ИИ.</w:t>
       </w:r>
     </w:p>
     <w:sectPr>

--- a/ru/wisdom-stories/hot-bread.docx
+++ b/ru/wisdom-stories/hot-bread.docx
@@ -686,7 +686,7 @@
         <w:rPr>
           <w:lang/>
         </w:rPr>
-        <w:t xml:space="preserve"> За столом этой семьи встретились детская молитва и человеческая доброта. Заметив чужую нужду и протянув руку помощи, мы можем помочь чьей-то надежде сбыться. Хлеб, которым мы делимся, приносит в дом не только сытость, но и радость.</w:t>
+        <w:t xml:space="preserve"> За столом этой семьи встретились детская молитва и человеческая доброта. Заметив чужую нужду и протянув руку помощи, мы можем исполнить то, на что кто-то так надеялся. Хлеб, которым мы делимся, приносит в дом не только сытость, но и радость.</w:t>
       </w:r>
     </w:p>
     <w:p>
